--- a/labs/lab2/submission.docx
+++ b/labs/lab2/submission.docx
@@ -330,7 +330,7 @@
         </w:numPr>
       </w:pPr>
       <w:r>
-        <w:t xml:space="preserve">VOPI refers to</w:t>
+        <w:t xml:space="preserve">VOP refers to</w:t>
       </w:r>
       <w:r>
         <w:t xml:space="preserve"> </w:t>
@@ -350,17 +350,16 @@
           <w:numId w:val="1012"/>
         </w:numPr>
       </w:pPr>
-      <w:r>
-        <w:t xml:space="preserve">VOPC refers to</w:t>
-      </w:r>
+      <m:oMath>
+        <m:r>
+          <m:t>λ</m:t>
+        </m:r>
+      </m:oMath>
       <w:r>
         <w:t xml:space="preserve"> </w:t>
       </w:r>
       <w:r>
-        <w:t xml:space="preserve">“Prediction output Voltage with measured components”</w:t>
-      </w:r>
-      <w:r>
-        <w:t xml:space="preserve">, which refers to predictions of the output voltage that you make once you have measured your exact component values in lab.</w:t>
+        <w:t xml:space="preserve">refers to the 95% confidence bounds you predicted for VOP.</w:t>
       </w:r>
     </w:p>
     <w:p>
@@ -381,7 +380,7 @@
         <w:t xml:space="preserve">“Measured output voltage”</w:t>
       </w:r>
       <w:r>
-        <w:t xml:space="preserve">. There are two VOM columns, one in units of Vrms, and the other in units of Vpp. Fill in only the column appropriate to the instrument you are using.</w:t>
+        <w:t xml:space="preserve">. Make sure measurements are reported in RMS</w:t>
       </w:r>
     </w:p>
     <w:p>
@@ -393,60 +392,7 @@
         </w:numPr>
       </w:pPr>
       <w:r>
-        <w:t xml:space="preserve">VOC refers to</w:t>
-      </w:r>
-      <w:r>
-        <w:t xml:space="preserve"> </w:t>
-      </w:r>
-      <w:r>
-        <w:t xml:space="preserve">“Converted output voltage”</w:t>
-      </w:r>
-      <w:r>
-        <w:t xml:space="preserve">. This column will only be filled in for VOM measurements that use the Vpp units. It should contain the RMS Voltage that corresponds to your measured peak-peak Voltage.</w:t>
-      </w:r>
-    </w:p>
-    <w:p>
-      <w:pPr>
-        <w:pStyle w:val="Compact"/>
-        <w:numPr>
-          <w:ilvl w:val="0"/>
-          <w:numId w:val="1012"/>
-        </w:numPr>
-      </w:pPr>
-      <m:oMath>
-        <m:r>
-          <m:t>λ</m:t>
-        </m:r>
-      </m:oMath>
-      <w:r>
-        <w:t xml:space="preserve"> </w:t>
-      </w:r>
-      <w:r>
-        <w:t xml:space="preserve">refers to the 95% confidence bounds you predicted for VOPI.</w:t>
-      </w:r>
-    </w:p>
-    <w:p>
-      <w:pPr>
-        <w:pStyle w:val="Compact"/>
-        <w:numPr>
-          <w:ilvl w:val="0"/>
-          <w:numId w:val="1012"/>
-        </w:numPr>
-      </w:pPr>
-      <w:r>
-        <w:t xml:space="preserve">ERRI refers to the percent error between your VOPI and VOM/VOC.</w:t>
-      </w:r>
-    </w:p>
-    <w:p>
-      <w:pPr>
-        <w:pStyle w:val="Compact"/>
-        <w:numPr>
-          <w:ilvl w:val="0"/>
-          <w:numId w:val="1012"/>
-        </w:numPr>
-      </w:pPr>
-      <w:r>
-        <w:t xml:space="preserve">ERRC refers to the percent error between your VOPC and VOM/VOC.</w:t>
+        <w:t xml:space="preserve">ERR refers to the percent error between your predicted value, VOP, and measured, VOM.</w:t>
       </w:r>
     </w:p>
     <w:p>
@@ -484,16 +430,13 @@
         <w:tblLook w:firstRow="1" w:lastRow="0" w:firstColumn="0" w:lastColumn="0" w:noHBand="0" w:noVBand="0" w:val="0020"/>
       </w:tblPr>
       <w:tblGrid>
-        <w:gridCol w:w="609"/>
-        <w:gridCol w:w="812"/>
-        <w:gridCol w:w="880"/>
-        <w:gridCol w:w="880"/>
-        <w:gridCol w:w="812"/>
-        <w:gridCol w:w="744"/>
-        <w:gridCol w:w="812"/>
-        <w:gridCol w:w="1015"/>
-        <w:gridCol w:w="676"/>
-        <w:gridCol w:w="676"/>
+        <w:gridCol w:w="950"/>
+        <w:gridCol w:w="1267"/>
+        <w:gridCol w:w="1267"/>
+        <w:gridCol w:w="950"/>
+        <w:gridCol w:w="1372"/>
+        <w:gridCol w:w="1161"/>
+        <w:gridCol w:w="950"/>
       </w:tblGrid>
       <w:tr>
         <w:trPr>
@@ -528,51 +471,7 @@
               <w:pStyle w:val="Compact"/>
             </w:pPr>
             <w:r>
-              <w:t xml:space="preserve">VOPI (Vrms)</w:t>
-            </w:r>
-          </w:p>
-        </w:tc>
-        <w:tc>
-          <w:tcPr/>
-          <w:p>
-            <w:pPr>
-              <w:pStyle w:val="Compact"/>
-            </w:pPr>
-            <w:r>
-              <w:t xml:space="preserve">VOPC (Vrms)</w:t>
-            </w:r>
-          </w:p>
-        </w:tc>
-        <w:tc>
-          <w:tcPr/>
-          <w:p>
-            <w:pPr>
-              <w:pStyle w:val="Compact"/>
-            </w:pPr>
-            <w:r>
-              <w:t xml:space="preserve">VOM (Vrms)</w:t>
-            </w:r>
-          </w:p>
-        </w:tc>
-        <w:tc>
-          <w:tcPr/>
-          <w:p>
-            <w:pPr>
-              <w:pStyle w:val="Compact"/>
-            </w:pPr>
-            <w:r>
-              <w:t xml:space="preserve">VOM (Vpp)</w:t>
-            </w:r>
-          </w:p>
-        </w:tc>
-        <w:tc>
-          <w:tcPr/>
-          <w:p>
-            <w:pPr>
-              <w:pStyle w:val="Compact"/>
-            </w:pPr>
-            <w:r>
-              <w:t xml:space="preserve">VOC (Vrms)</w:t>
+              <w:t xml:space="preserve">VOP (Vrms)</w:t>
             </w:r>
           </w:p>
         </w:tc>
@@ -602,18 +501,29 @@
               <w:pStyle w:val="Compact"/>
             </w:pPr>
             <w:r>
-              <w:t xml:space="preserve">ERRI (%)</w:t>
-            </w:r>
-          </w:p>
-        </w:tc>
-        <w:tc>
-          <w:tcPr/>
-          <w:p>
-            <w:pPr>
-              <w:pStyle w:val="Compact"/>
-            </w:pPr>
-            <w:r>
-              <w:t xml:space="preserve">ERRC (%)</w:t>
+              <w:t xml:space="preserve">VOM (Vrms)</w:t>
+            </w:r>
+          </w:p>
+        </w:tc>
+        <w:tc>
+          <w:tcPr/>
+          <w:p>
+            <w:pPr>
+              <w:pStyle w:val="Compact"/>
+            </w:pPr>
+            <w:r>
+              <w:t xml:space="preserve">Within 95% Confidence [✓ or ✗]</w:t>
+            </w:r>
+          </w:p>
+        </w:tc>
+        <w:tc>
+          <w:tcPr/>
+          <w:p>
+            <w:pPr>
+              <w:pStyle w:val="Compact"/>
+            </w:pPr>
+            <w:r>
+              <w:t xml:space="preserve">ERR (%)</w:t>
             </w:r>
           </w:p>
         </w:tc>
@@ -681,30 +591,6 @@
             </w:pPr>
           </w:p>
         </w:tc>
-        <w:tc>
-          <w:tcPr/>
-          <w:p>
-            <w:pPr>
-              <w:pStyle w:val="Compact"/>
-            </w:pPr>
-          </w:p>
-        </w:tc>
-        <w:tc>
-          <w:tcPr/>
-          <w:p>
-            <w:pPr>
-              <w:pStyle w:val="Compact"/>
-            </w:pPr>
-          </w:p>
-        </w:tc>
-        <w:tc>
-          <w:tcPr/>
-          <w:p>
-            <w:pPr>
-              <w:pStyle w:val="Compact"/>
-            </w:pPr>
-          </w:p>
-        </w:tc>
       </w:tr>
       <w:tr>
         <w:tc>
@@ -769,30 +655,6 @@
             </w:pPr>
           </w:p>
         </w:tc>
-        <w:tc>
-          <w:tcPr/>
-          <w:p>
-            <w:pPr>
-              <w:pStyle w:val="Compact"/>
-            </w:pPr>
-          </w:p>
-        </w:tc>
-        <w:tc>
-          <w:tcPr/>
-          <w:p>
-            <w:pPr>
-              <w:pStyle w:val="Compact"/>
-            </w:pPr>
-          </w:p>
-        </w:tc>
-        <w:tc>
-          <w:tcPr/>
-          <w:p>
-            <w:pPr>
-              <w:pStyle w:val="Compact"/>
-            </w:pPr>
-          </w:p>
-        </w:tc>
       </w:tr>
       <w:tr>
         <w:tc>
@@ -857,30 +719,6 @@
             </w:pPr>
           </w:p>
         </w:tc>
-        <w:tc>
-          <w:tcPr/>
-          <w:p>
-            <w:pPr>
-              <w:pStyle w:val="Compact"/>
-            </w:pPr>
-          </w:p>
-        </w:tc>
-        <w:tc>
-          <w:tcPr/>
-          <w:p>
-            <w:pPr>
-              <w:pStyle w:val="Compact"/>
-            </w:pPr>
-          </w:p>
-        </w:tc>
-        <w:tc>
-          <w:tcPr/>
-          <w:p>
-            <w:pPr>
-              <w:pStyle w:val="Compact"/>
-            </w:pPr>
-          </w:p>
-        </w:tc>
       </w:tr>
       <w:tr>
         <w:tc>
@@ -903,30 +741,6 @@
             <w:r>
               <w:t xml:space="preserve">Teensy</w:t>
             </w:r>
-          </w:p>
-        </w:tc>
-        <w:tc>
-          <w:tcPr/>
-          <w:p>
-            <w:pPr>
-              <w:pStyle w:val="Compact"/>
-            </w:pPr>
-          </w:p>
-        </w:tc>
-        <w:tc>
-          <w:tcPr/>
-          <w:p>
-            <w:pPr>
-              <w:pStyle w:val="Compact"/>
-            </w:pPr>
-          </w:p>
-        </w:tc>
-        <w:tc>
-          <w:tcPr/>
-          <w:p>
-            <w:pPr>
-              <w:pStyle w:val="Compact"/>
-            </w:pPr>
           </w:p>
         </w:tc>
         <w:tc>
@@ -1055,30 +869,6 @@
             </w:pPr>
           </w:p>
         </w:tc>
-        <w:tc>
-          <w:tcPr/>
-          <w:p>
-            <w:pPr>
-              <w:pStyle w:val="Compact"/>
-            </w:pPr>
-          </w:p>
-        </w:tc>
-        <w:tc>
-          <w:tcPr/>
-          <w:p>
-            <w:pPr>
-              <w:pStyle w:val="Compact"/>
-            </w:pPr>
-          </w:p>
-        </w:tc>
-        <w:tc>
-          <w:tcPr/>
-          <w:p>
-            <w:pPr>
-              <w:pStyle w:val="Compact"/>
-            </w:pPr>
-          </w:p>
-        </w:tc>
       </w:tr>
       <w:tr>
         <w:tc>
@@ -1165,30 +955,6 @@
             </w:pPr>
           </w:p>
         </w:tc>
-        <w:tc>
-          <w:tcPr/>
-          <w:p>
-            <w:pPr>
-              <w:pStyle w:val="Compact"/>
-            </w:pPr>
-          </w:p>
-        </w:tc>
-        <w:tc>
-          <w:tcPr/>
-          <w:p>
-            <w:pPr>
-              <w:pStyle w:val="Compact"/>
-            </w:pPr>
-          </w:p>
-        </w:tc>
-        <w:tc>
-          <w:tcPr/>
-          <w:p>
-            <w:pPr>
-              <w:pStyle w:val="Compact"/>
-            </w:pPr>
-          </w:p>
-        </w:tc>
       </w:tr>
       <w:tr>
         <w:tc>
@@ -1269,30 +1035,6 @@
             </w:pPr>
           </w:p>
         </w:tc>
-        <w:tc>
-          <w:tcPr/>
-          <w:p>
-            <w:pPr>
-              <w:pStyle w:val="Compact"/>
-            </w:pPr>
-          </w:p>
-        </w:tc>
-        <w:tc>
-          <w:tcPr/>
-          <w:p>
-            <w:pPr>
-              <w:pStyle w:val="Compact"/>
-            </w:pPr>
-          </w:p>
-        </w:tc>
-        <w:tc>
-          <w:tcPr/>
-          <w:p>
-            <w:pPr>
-              <w:pStyle w:val="Compact"/>
-            </w:pPr>
-          </w:p>
-        </w:tc>
       </w:tr>
       <w:tr>
         <w:tc>
@@ -1373,30 +1115,6 @@
             </w:pPr>
           </w:p>
         </w:tc>
-        <w:tc>
-          <w:tcPr/>
-          <w:p>
-            <w:pPr>
-              <w:pStyle w:val="Compact"/>
-            </w:pPr>
-          </w:p>
-        </w:tc>
-        <w:tc>
-          <w:tcPr/>
-          <w:p>
-            <w:pPr>
-              <w:pStyle w:val="Compact"/>
-            </w:pPr>
-          </w:p>
-        </w:tc>
-        <w:tc>
-          <w:tcPr/>
-          <w:p>
-            <w:pPr>
-              <w:pStyle w:val="Compact"/>
-            </w:pPr>
-          </w:p>
-        </w:tc>
       </w:tr>
       <w:tr>
         <w:tc>
@@ -1477,30 +1195,6 @@
             </w:pPr>
           </w:p>
         </w:tc>
-        <w:tc>
-          <w:tcPr/>
-          <w:p>
-            <w:pPr>
-              <w:pStyle w:val="Compact"/>
-            </w:pPr>
-          </w:p>
-        </w:tc>
-        <w:tc>
-          <w:tcPr/>
-          <w:p>
-            <w:pPr>
-              <w:pStyle w:val="Compact"/>
-            </w:pPr>
-          </w:p>
-        </w:tc>
-        <w:tc>
-          <w:tcPr/>
-          <w:p>
-            <w:pPr>
-              <w:pStyle w:val="Compact"/>
-            </w:pPr>
-          </w:p>
-        </w:tc>
       </w:tr>
       <w:tr>
         <w:tc>
@@ -1581,30 +1275,6 @@
             </w:pPr>
           </w:p>
         </w:tc>
-        <w:tc>
-          <w:tcPr/>
-          <w:p>
-            <w:pPr>
-              <w:pStyle w:val="Compact"/>
-            </w:pPr>
-          </w:p>
-        </w:tc>
-        <w:tc>
-          <w:tcPr/>
-          <w:p>
-            <w:pPr>
-              <w:pStyle w:val="Compact"/>
-            </w:pPr>
-          </w:p>
-        </w:tc>
-        <w:tc>
-          <w:tcPr/>
-          <w:p>
-            <w:pPr>
-              <w:pStyle w:val="Compact"/>
-            </w:pPr>
-          </w:p>
-        </w:tc>
       </w:tr>
       <w:tr>
         <w:tc>
@@ -1685,30 +1355,6 @@
             </w:pPr>
           </w:p>
         </w:tc>
-        <w:tc>
-          <w:tcPr/>
-          <w:p>
-            <w:pPr>
-              <w:pStyle w:val="Compact"/>
-            </w:pPr>
-          </w:p>
-        </w:tc>
-        <w:tc>
-          <w:tcPr/>
-          <w:p>
-            <w:pPr>
-              <w:pStyle w:val="Compact"/>
-            </w:pPr>
-          </w:p>
-        </w:tc>
-        <w:tc>
-          <w:tcPr/>
-          <w:p>
-            <w:pPr>
-              <w:pStyle w:val="Compact"/>
-            </w:pPr>
-          </w:p>
-        </w:tc>
       </w:tr>
       <w:tr>
         <w:tc>
@@ -1789,30 +1435,6 @@
             </w:pPr>
           </w:p>
         </w:tc>
-        <w:tc>
-          <w:tcPr/>
-          <w:p>
-            <w:pPr>
-              <w:pStyle w:val="Compact"/>
-            </w:pPr>
-          </w:p>
-        </w:tc>
-        <w:tc>
-          <w:tcPr/>
-          <w:p>
-            <w:pPr>
-              <w:pStyle w:val="Compact"/>
-            </w:pPr>
-          </w:p>
-        </w:tc>
-        <w:tc>
-          <w:tcPr/>
-          <w:p>
-            <w:pPr>
-              <w:pStyle w:val="Compact"/>
-            </w:pPr>
-          </w:p>
-        </w:tc>
       </w:tr>
       <w:tr>
         <w:tc>
@@ -1893,30 +1515,6 @@
             </w:pPr>
           </w:p>
         </w:tc>
-        <w:tc>
-          <w:tcPr/>
-          <w:p>
-            <w:pPr>
-              <w:pStyle w:val="Compact"/>
-            </w:pPr>
-          </w:p>
-        </w:tc>
-        <w:tc>
-          <w:tcPr/>
-          <w:p>
-            <w:pPr>
-              <w:pStyle w:val="Compact"/>
-            </w:pPr>
-          </w:p>
-        </w:tc>
-        <w:tc>
-          <w:tcPr/>
-          <w:p>
-            <w:pPr>
-              <w:pStyle w:val="Compact"/>
-            </w:pPr>
-          </w:p>
-        </w:tc>
       </w:tr>
       <w:tr>
         <w:tc>
@@ -1997,30 +1595,6 @@
             </w:pPr>
           </w:p>
         </w:tc>
-        <w:tc>
-          <w:tcPr/>
-          <w:p>
-            <w:pPr>
-              <w:pStyle w:val="Compact"/>
-            </w:pPr>
-          </w:p>
-        </w:tc>
-        <w:tc>
-          <w:tcPr/>
-          <w:p>
-            <w:pPr>
-              <w:pStyle w:val="Compact"/>
-            </w:pPr>
-          </w:p>
-        </w:tc>
-        <w:tc>
-          <w:tcPr/>
-          <w:p>
-            <w:pPr>
-              <w:pStyle w:val="Compact"/>
-            </w:pPr>
-          </w:p>
-        </w:tc>
       </w:tr>
       <w:tr>
         <w:tc>
@@ -2101,30 +1675,6 @@
             </w:pPr>
           </w:p>
         </w:tc>
-        <w:tc>
-          <w:tcPr/>
-          <w:p>
-            <w:pPr>
-              <w:pStyle w:val="Compact"/>
-            </w:pPr>
-          </w:p>
-        </w:tc>
-        <w:tc>
-          <w:tcPr/>
-          <w:p>
-            <w:pPr>
-              <w:pStyle w:val="Compact"/>
-            </w:pPr>
-          </w:p>
-        </w:tc>
-        <w:tc>
-          <w:tcPr/>
-          <w:p>
-            <w:pPr>
-              <w:pStyle w:val="Compact"/>
-            </w:pPr>
-          </w:p>
-        </w:tc>
       </w:tr>
     </w:tbl>
     <w:p>
@@ -2224,7 +1774,7 @@
         </w:numPr>
       </w:pPr>
       <w:r>
-        <w:t xml:space="preserve">All theoretical calculations (including the example calculation) correctly include loading effects and match measurements well. (i.e.: Predicted Output Voltage (Vrms) and Measured/Converted Output Voltage (Vrms) are within predicted error bounds of one another.)</w:t>
+        <w:t xml:space="preserve">All theoretical calculations (including the example calculation) correctly include loading effects and match measurements well. (i.e.: Predicted Output Voltage (Vrms) are within predicted error bounds of each another.)</w:t>
       </w:r>
     </w:p>
     <w:p>
@@ -2266,13 +1816,13 @@
         <w:tblLook w:firstRow="1" w:lastRow="0" w:firstColumn="0" w:lastColumn="0" w:noHBand="0" w:noVBand="0" w:val="0020"/>
       </w:tblPr>
       <w:tblGrid>
-        <w:gridCol w:w="1037"/>
-        <w:gridCol w:w="1225"/>
-        <w:gridCol w:w="1225"/>
-        <w:gridCol w:w="1131"/>
-        <w:gridCol w:w="1414"/>
-        <w:gridCol w:w="942"/>
-        <w:gridCol w:w="942"/>
+        <w:gridCol w:w="1177"/>
+        <w:gridCol w:w="1284"/>
+        <w:gridCol w:w="963"/>
+        <w:gridCol w:w="963"/>
+        <w:gridCol w:w="1391"/>
+        <w:gridCol w:w="1177"/>
+        <w:gridCol w:w="963"/>
       </w:tblGrid>
       <w:tr>
         <w:trPr>
@@ -2296,29 +1846,7 @@
               <w:pStyle w:val="Compact"/>
             </w:pPr>
             <w:r>
-              <w:t xml:space="preserve">VOPI (Vrms)</w:t>
-            </w:r>
-          </w:p>
-        </w:tc>
-        <w:tc>
-          <w:tcPr/>
-          <w:p>
-            <w:pPr>
-              <w:pStyle w:val="Compact"/>
-            </w:pPr>
-            <w:r>
-              <w:t xml:space="preserve">VOPC (Vrms)</w:t>
-            </w:r>
-          </w:p>
-        </w:tc>
-        <w:tc>
-          <w:tcPr/>
-          <w:p>
-            <w:pPr>
-              <w:pStyle w:val="Compact"/>
-            </w:pPr>
-            <w:r>
-              <w:t xml:space="preserve">VOM (Vrms)</w:t>
+              <w:t xml:space="preserve">VOP (Vrms)</w:t>
             </w:r>
           </w:p>
         </w:tc>
@@ -2348,19 +1876,38 @@
               <w:pStyle w:val="Compact"/>
             </w:pPr>
             <w:r>
-              <w:t xml:space="preserve">ERRI (%)</w:t>
-            </w:r>
-          </w:p>
-        </w:tc>
-        <w:tc>
-          <w:tcPr/>
-          <w:p>
-            <w:pPr>
-              <w:pStyle w:val="Compact"/>
-            </w:pPr>
-            <w:r>
-              <w:t xml:space="preserve">ERRC (%)</w:t>
-            </w:r>
+              <w:t xml:space="preserve">VOM (Vrms)</w:t>
+            </w:r>
+          </w:p>
+        </w:tc>
+        <w:tc>
+          <w:tcPr/>
+          <w:p>
+            <w:pPr>
+              <w:pStyle w:val="Compact"/>
+            </w:pPr>
+            <w:r>
+              <w:t xml:space="preserve">Within 95% Confidence Bounds [✓ or ✗]</w:t>
+            </w:r>
+          </w:p>
+        </w:tc>
+        <w:tc>
+          <w:tcPr/>
+          <w:p>
+            <w:pPr>
+              <w:pStyle w:val="Compact"/>
+            </w:pPr>
+            <w:r>
+              <w:t xml:space="preserve">ERR (%)</w:t>
+            </w:r>
+          </w:p>
+        </w:tc>
+        <w:tc>
+          <w:tcPr/>
+          <w:p>
+            <w:pPr>
+              <w:pStyle w:val="Compact"/>
+            </w:pPr>
           </w:p>
         </w:tc>
       </w:tr>

--- a/labs/lab2/submission.docx
+++ b/labs/lab2/submission.docx
@@ -164,23 +164,24 @@
       </w:r>
     </w:p>
     <w:p>
-      <w:r>
-        <w:br w:type="page"/>
-      </w:r>
-    </w:p>
-    <w:bookmarkEnd w:id="20"/>
-    <w:bookmarkStart w:id="21" w:name="X352ab3398efbabe912ead22305a6bfa15cc24ff"/>
-    <w:p>
-      <w:pPr>
-        <w:pStyle w:val="Heading2"/>
-      </w:pPr>
-      <w:r>
-        <w:t xml:space="preserve">What is the sample rate of the Teensy running matlablogging.ino?</w:t>
-      </w:r>
-    </w:p>
-    <w:p>
       <w:pPr>
         <w:pStyle w:val="FirstParagraph"/>
+      </w:pPr>
+      <w:p>
+        <w:r>
+          <w:br w:type="page"/>
+        </w:r>
+      </w:p>
+      <w:r>
+        <w:t xml:space="preserve"> </w:t>
+      </w:r>
+      <w:r>
+        <w:t xml:space="preserve">## What is the sample rate of the Teensy running matlablogging.ino?</w:t>
+      </w:r>
+    </w:p>
+    <w:p>
+      <w:pPr>
+        <w:pStyle w:val="BodyText"/>
       </w:pPr>
       <w:r>
         <w:t xml:space="preserve">Effort Specification:</w:t>
@@ -255,23 +256,24 @@
       </w:r>
     </w:p>
     <w:p>
-      <w:r>
-        <w:br w:type="page"/>
-      </w:r>
-    </w:p>
-    <w:bookmarkEnd w:id="21"/>
-    <w:bookmarkStart w:id="22" w:name="X21a5a36e35f8b9817cde51094ea070ba203eb5a"/>
-    <w:p>
-      <w:pPr>
-        <w:pStyle w:val="Heading2"/>
-      </w:pPr>
-      <w:r>
-        <w:t xml:space="preserve">Fill in this table of properties for voltage dividers</w:t>
-      </w:r>
-    </w:p>
-    <w:p>
       <w:pPr>
         <w:pStyle w:val="FirstParagraph"/>
+      </w:pPr>
+      <w:p>
+        <w:r>
+          <w:br w:type="page"/>
+        </w:r>
+      </w:p>
+      <w:r>
+        <w:t xml:space="preserve"> </w:t>
+      </w:r>
+      <w:r>
+        <w:t xml:space="preserve">## Fill in this table of properties for voltage dividers</w:t>
+      </w:r>
+    </w:p>
+    <w:p>
+      <w:pPr>
+        <w:pStyle w:val="BodyText"/>
       </w:pPr>
       <w:r>
         <w:t xml:space="preserve">Fill in only one of the</w:t>
@@ -1778,23 +1780,24 @@
       </w:r>
     </w:p>
     <w:p>
-      <w:r>
-        <w:br w:type="page"/>
-      </w:r>
-    </w:p>
-    <w:bookmarkEnd w:id="22"/>
-    <w:bookmarkStart w:id="23" w:name="Xf7bc505d00e79f2aa305fdf80fabf9265d1209e"/>
-    <w:p>
-      <w:pPr>
-        <w:pStyle w:val="Heading2"/>
-      </w:pPr>
-      <w:r>
-        <w:t xml:space="preserve">Fill in this table of properties for voltage dividers with op-amp buffers</w:t>
-      </w:r>
-    </w:p>
-    <w:p>
       <w:pPr>
         <w:pStyle w:val="FirstParagraph"/>
+      </w:pPr>
+      <w:p>
+        <w:r>
+          <w:br w:type="page"/>
+        </w:r>
+      </w:p>
+      <w:r>
+        <w:t xml:space="preserve"> </w:t>
+      </w:r>
+      <w:r>
+        <w:t xml:space="preserve">## Fill in this table of properties for voltage dividers with op-amp buffers</w:t>
+      </w:r>
+    </w:p>
+    <w:p>
+      <w:pPr>
+        <w:pStyle w:val="BodyText"/>
       </w:pPr>
       <w:r>
         <w:t xml:space="preserve">This table uses the same column abbreviation as the previous section.</w:t>
@@ -2110,8 +2113,12 @@
         <w:t xml:space="preserve">Example calculation additionally includes a 1-2 sentence explanation of how the op-amp is affecting the calculation and the measurement. The explanation should make reference to appropriate op-amp input and output impedance properties.</w:t>
       </w:r>
     </w:p>
-    <w:bookmarkEnd w:id="23"/>
-    <w:sectPr/>
+    <w:bookmarkEnd w:id="20"/>
+    <w:sectPr>
+      <w:footnotePr>
+        <w:numRestart w:val="eachSect"/>
+      </w:footnotePr>
+    </w:sectPr>
   </w:body>
 </w:document>
 </file>
@@ -2534,8 +2541,6 @@
     </w:pPr>
     <w:rPr>
       <w:rFonts w:asciiTheme="majorHAnsi" w:cstheme="majorBidi" w:eastAsiaTheme="majorEastAsia" w:hAnsiTheme="majorHAnsi"/>
-      <w:spacing w:val="-10"/>
-      <w:kern w:val="28"/>
       <w:sz w:val="56"/>
       <w:szCs w:val="56"/>
     </w:rPr>
@@ -2548,8 +2553,6 @@
     <w:rsid w:val="00A10FD9"/>
     <w:rPr>
       <w:rFonts w:asciiTheme="majorHAnsi" w:cstheme="majorBidi" w:eastAsiaTheme="majorEastAsia" w:hAnsiTheme="majorHAnsi"/>
-      <w:spacing w:val="-10"/>
-      <w:kern w:val="28"/>
       <w:sz w:val="56"/>
       <w:szCs w:val="56"/>
     </w:rPr>
@@ -2590,23 +2593,31 @@
   </w:style>
   <w:style w:customStyle="1" w:styleId="Author" w:type="paragraph">
     <w:name w:val="Author"/>
+    <w:basedOn w:val="Title"/>
     <w:next w:val="BodyText"/>
     <w:qFormat/>
     <w:pPr>
       <w:keepNext/>
       <w:keepLines/>
-      <w:jc w:val="center"/>
     </w:pPr>
+    <w:rPr>
+      <w:sz w:val="24"/>
+      <w:szCs w:val="24"/>
+    </w:rPr>
   </w:style>
   <w:style w:styleId="Date" w:type="paragraph">
     <w:name w:val="Date"/>
+    <w:basedOn w:val="Title"/>
     <w:next w:val="BodyText"/>
     <w:qFormat/>
     <w:pPr>
       <w:keepNext/>
       <w:keepLines/>
-      <w:jc w:val="center"/>
     </w:pPr>
+    <w:rPr>
+      <w:sz w:val="24"/>
+      <w:szCs w:val="24"/>
+    </w:rPr>
   </w:style>
   <w:style w:customStyle="1" w:styleId="AbstractTitle" w:type="paragraph">
     <w:name w:val="Abstract Title"/>

--- a/labs/lab2/submission.docx
+++ b/labs/lab2/submission.docx
@@ -164,24 +164,23 @@
       </w:r>
     </w:p>
     <w:p>
+      <w:r>
+        <w:br w:type="page"/>
+      </w:r>
+    </w:p>
+    <w:bookmarkEnd w:id="20"/>
+    <w:bookmarkStart w:id="21" w:name="X352ab3398efbabe912ead22305a6bfa15cc24ff"/>
+    <w:p>
+      <w:pPr>
+        <w:pStyle w:val="Heading2"/>
+      </w:pPr>
+      <w:r>
+        <w:t xml:space="preserve">What is the sample rate of the Teensy running matlablogging.ino?</w:t>
+      </w:r>
+    </w:p>
+    <w:p>
       <w:pPr>
         <w:pStyle w:val="FirstParagraph"/>
-      </w:pPr>
-      <w:p>
-        <w:r>
-          <w:br w:type="page"/>
-        </w:r>
-      </w:p>
-      <w:r>
-        <w:t xml:space="preserve"> </w:t>
-      </w:r>
-      <w:r>
-        <w:t xml:space="preserve">## What is the sample rate of the Teensy running matlablogging.ino?</w:t>
-      </w:r>
-    </w:p>
-    <w:p>
-      <w:pPr>
-        <w:pStyle w:val="BodyText"/>
       </w:pPr>
       <w:r>
         <w:t xml:space="preserve">Effort Specification:</w:t>
@@ -256,24 +255,23 @@
       </w:r>
     </w:p>
     <w:p>
+      <w:r>
+        <w:br w:type="page"/>
+      </w:r>
+    </w:p>
+    <w:bookmarkEnd w:id="21"/>
+    <w:bookmarkStart w:id="22" w:name="X21a5a36e35f8b9817cde51094ea070ba203eb5a"/>
+    <w:p>
+      <w:pPr>
+        <w:pStyle w:val="Heading2"/>
+      </w:pPr>
+      <w:r>
+        <w:t xml:space="preserve">Fill in this table of properties for voltage dividers</w:t>
+      </w:r>
+    </w:p>
+    <w:p>
       <w:pPr>
         <w:pStyle w:val="FirstParagraph"/>
-      </w:pPr>
-      <w:p>
-        <w:r>
-          <w:br w:type="page"/>
-        </w:r>
-      </w:p>
-      <w:r>
-        <w:t xml:space="preserve"> </w:t>
-      </w:r>
-      <w:r>
-        <w:t xml:space="preserve">## Fill in this table of properties for voltage dividers</w:t>
-      </w:r>
-    </w:p>
-    <w:p>
-      <w:pPr>
-        <w:pStyle w:val="BodyText"/>
       </w:pPr>
       <w:r>
         <w:t xml:space="preserve">Fill in only one of the</w:t>
@@ -1780,24 +1778,23 @@
       </w:r>
     </w:p>
     <w:p>
+      <w:r>
+        <w:br w:type="page"/>
+      </w:r>
+    </w:p>
+    <w:bookmarkEnd w:id="22"/>
+    <w:bookmarkStart w:id="23" w:name="Xf7bc505d00e79f2aa305fdf80fabf9265d1209e"/>
+    <w:p>
+      <w:pPr>
+        <w:pStyle w:val="Heading2"/>
+      </w:pPr>
+      <w:r>
+        <w:t xml:space="preserve">Fill in this table of properties for voltage dividers with op-amp buffers</w:t>
+      </w:r>
+    </w:p>
+    <w:p>
       <w:pPr>
         <w:pStyle w:val="FirstParagraph"/>
-      </w:pPr>
-      <w:p>
-        <w:r>
-          <w:br w:type="page"/>
-        </w:r>
-      </w:p>
-      <w:r>
-        <w:t xml:space="preserve"> </w:t>
-      </w:r>
-      <w:r>
-        <w:t xml:space="preserve">## Fill in this table of properties for voltage dividers with op-amp buffers</w:t>
-      </w:r>
-    </w:p>
-    <w:p>
-      <w:pPr>
-        <w:pStyle w:val="BodyText"/>
       </w:pPr>
       <w:r>
         <w:t xml:space="preserve">This table uses the same column abbreviation as the previous section.</w:t>
@@ -2113,7 +2110,7 @@
         <w:t xml:space="preserve">Example calculation additionally includes a 1-2 sentence explanation of how the op-amp is affecting the calculation and the measurement. The explanation should make reference to appropriate op-amp input and output impedance properties.</w:t>
       </w:r>
     </w:p>
-    <w:bookmarkEnd w:id="20"/>
+    <w:bookmarkEnd w:id="23"/>
     <w:sectPr>
       <w:footnotePr>
         <w:numRestart w:val="eachSect"/>

--- a/labs/lab2/submission.docx
+++ b/labs/lab2/submission.docx
@@ -274,7 +274,7 @@
         <w:pStyle w:val="FirstParagraph"/>
       </w:pPr>
       <w:r>
-        <w:t xml:space="preserve">Fill in only one of the</w:t>
+        <w:t xml:space="preserve">Fill in the</w:t>
       </w:r>
       <w:r>
         <w:t xml:space="preserve"> </w:t>
@@ -286,31 +286,7 @@
         <w:t xml:space="preserve"> </w:t>
       </w:r>
       <w:r>
-        <w:t xml:space="preserve">columns for each measurement, whichever is appropriate to the instrument that you are using to measure. If you are using the</w:t>
-      </w:r>
-      <w:r>
-        <w:t xml:space="preserve"> </w:t>
-      </w:r>
-      <w:r>
-        <w:t xml:space="preserve">“Measured Output Voltage (Vpp)”</w:t>
-      </w:r>
-      <w:r>
-        <w:t xml:space="preserve"> </w:t>
-      </w:r>
-      <w:r>
-        <w:t xml:space="preserve">column, then also convert that measured voltage to an RMS value in the</w:t>
-      </w:r>
-      <w:r>
-        <w:t xml:space="preserve"> </w:t>
-      </w:r>
-      <w:r>
-        <w:t xml:space="preserve">“Converted Output Voltage (Vrms)”</w:t>
-      </w:r>
-      <w:r>
-        <w:t xml:space="preserve"> </w:t>
-      </w:r>
-      <w:r>
-        <w:t xml:space="preserve">column.</w:t>
+        <w:t xml:space="preserve">column for each measurement, ensuring that you are reporting consistently in RMS values.</w:t>
       </w:r>
     </w:p>
     <w:p>

--- a/labs/lab2/submission.docx
+++ b/labs/lab2/submission.docx
@@ -239,7 +239,7 @@
         </w:numPr>
       </w:pPr>
       <w:r>
-        <w:t xml:space="preserve">Calculations are correct and yield the proper Teensy unit value.</w:t>
+        <w:t xml:space="preserve">Calculations are correct and yield the proper sample rate.</w:t>
       </w:r>
     </w:p>
     <w:p>

--- a/labs/lab2/submission.docx
+++ b/labs/lab2/submission.docx
@@ -34,7 +34,7 @@
         <w:t xml:space="preserve">Team Member Names:</w:t>
       </w:r>
     </w:p>
-    <w:bookmarkStart w:id="20" w:name="what-is-one-teensy-unit"/>
+    <w:bookmarkStart w:id="9" w:name="what-is-one-teensy-unit"/>
     <w:p>
       <w:pPr>
         <w:pStyle w:val="Heading2"/>
@@ -168,8 +168,8 @@
         <w:br w:type="page"/>
       </w:r>
     </w:p>
-    <w:bookmarkEnd w:id="20"/>
-    <w:bookmarkStart w:id="21" w:name="X352ab3398efbabe912ead22305a6bfa15cc24ff"/>
+    <w:bookmarkEnd w:id="9"/>
+    <w:bookmarkStart w:id="10" w:name="X352ab3398efbabe912ead22305a6bfa15cc24ff"/>
     <w:p>
       <w:pPr>
         <w:pStyle w:val="Heading2"/>
@@ -259,8 +259,8 @@
         <w:br w:type="page"/>
       </w:r>
     </w:p>
-    <w:bookmarkEnd w:id="21"/>
-    <w:bookmarkStart w:id="22" w:name="X21a5a36e35f8b9817cde51094ea070ba203eb5a"/>
+    <w:bookmarkEnd w:id="10"/>
+    <w:bookmarkStart w:id="11" w:name="X21a5a36e35f8b9817cde51094ea070ba203eb5a"/>
     <w:p>
       <w:pPr>
         <w:pStyle w:val="Heading2"/>
@@ -380,6 +380,9 @@
       </w:r>
       <m:oMath>
         <m:r>
+          <m:rPr>
+            <m:sty m:val="p"/>
+          </m:rPr>
           <m:t>Ω</m:t>
         </m:r>
       </m:oMath>
@@ -388,6 +391,9 @@
       </w:r>
       <m:oMath>
         <m:r>
+          <m:rPr>
+            <m:sty m:val="p"/>
+          </m:rPr>
           <m:t>Ω</m:t>
         </m:r>
       </m:oMath>
@@ -775,6 +781,9 @@
             </w:r>
             <m:oMath>
               <m:r>
+                <m:rPr>
+                  <m:sty m:val="p"/>
+                </m:rPr>
                 <m:t>Ω</m:t>
               </m:r>
             </m:oMath>
@@ -789,6 +798,9 @@
             </w:r>
             <m:oMath>
               <m:r>
+                <m:rPr>
+                  <m:sty m:val="p"/>
+                </m:rPr>
                 <m:t>Ω</m:t>
               </m:r>
             </m:oMath>
@@ -861,6 +873,9 @@
             </w:r>
             <m:oMath>
               <m:r>
+                <m:rPr>
+                  <m:sty m:val="p"/>
+                </m:rPr>
                 <m:t>Ω</m:t>
               </m:r>
             </m:oMath>
@@ -875,6 +890,9 @@
             </w:r>
             <m:oMath>
               <m:r>
+                <m:rPr>
+                  <m:sty m:val="p"/>
+                </m:rPr>
                 <m:t>Ω</m:t>
               </m:r>
             </m:oMath>
@@ -944,6 +962,9 @@
             </w:r>
             <m:oMath>
               <m:r>
+                <m:rPr>
+                  <m:sty m:val="p"/>
+                </m:rPr>
                 <m:t>Ω</m:t>
               </m:r>
             </m:oMath>
@@ -955,6 +976,9 @@
             </w:r>
             <m:oMath>
               <m:r>
+                <m:rPr>
+                  <m:sty m:val="p"/>
+                </m:rPr>
                 <m:t>Ω</m:t>
               </m:r>
             </m:oMath>
@@ -1024,6 +1048,9 @@
             </w:r>
             <m:oMath>
               <m:r>
+                <m:rPr>
+                  <m:sty m:val="p"/>
+                </m:rPr>
                 <m:t>Ω</m:t>
               </m:r>
             </m:oMath>
@@ -1035,6 +1062,9 @@
             </w:r>
             <m:oMath>
               <m:r>
+                <m:rPr>
+                  <m:sty m:val="p"/>
+                </m:rPr>
                 <m:t>Ω</m:t>
               </m:r>
             </m:oMath>
@@ -1104,6 +1134,9 @@
             </w:r>
             <m:oMath>
               <m:r>
+                <m:rPr>
+                  <m:sty m:val="p"/>
+                </m:rPr>
                 <m:t>Ω</m:t>
               </m:r>
             </m:oMath>
@@ -1115,6 +1148,9 @@
             </w:r>
             <m:oMath>
               <m:r>
+                <m:rPr>
+                  <m:sty m:val="p"/>
+                </m:rPr>
                 <m:t>Ω</m:t>
               </m:r>
             </m:oMath>
@@ -1184,6 +1220,9 @@
             </w:r>
             <m:oMath>
               <m:r>
+                <m:rPr>
+                  <m:sty m:val="p"/>
+                </m:rPr>
                 <m:t>Ω</m:t>
               </m:r>
             </m:oMath>
@@ -1195,6 +1234,9 @@
             </w:r>
             <m:oMath>
               <m:r>
+                <m:rPr>
+                  <m:sty m:val="p"/>
+                </m:rPr>
                 <m:t>Ω</m:t>
               </m:r>
             </m:oMath>
@@ -1264,6 +1306,9 @@
             </w:r>
             <m:oMath>
               <m:r>
+                <m:rPr>
+                  <m:sty m:val="p"/>
+                </m:rPr>
                 <m:t>Ω</m:t>
               </m:r>
             </m:oMath>
@@ -1275,6 +1320,9 @@
             </w:r>
             <m:oMath>
               <m:r>
+                <m:rPr>
+                  <m:sty m:val="p"/>
+                </m:rPr>
                 <m:t>Ω</m:t>
               </m:r>
             </m:oMath>
@@ -1344,6 +1392,9 @@
             </w:r>
             <m:oMath>
               <m:r>
+                <m:rPr>
+                  <m:sty m:val="p"/>
+                </m:rPr>
                 <m:t>Ω</m:t>
               </m:r>
             </m:oMath>
@@ -1355,6 +1406,9 @@
             </w:r>
             <m:oMath>
               <m:r>
+                <m:rPr>
+                  <m:sty m:val="p"/>
+                </m:rPr>
                 <m:t>Ω</m:t>
               </m:r>
             </m:oMath>
@@ -1424,6 +1478,9 @@
             </w:r>
             <m:oMath>
               <m:r>
+                <m:rPr>
+                  <m:sty m:val="p"/>
+                </m:rPr>
                 <m:t>Ω</m:t>
               </m:r>
             </m:oMath>
@@ -1435,6 +1492,9 @@
             </w:r>
             <m:oMath>
               <m:r>
+                <m:rPr>
+                  <m:sty m:val="p"/>
+                </m:rPr>
                 <m:t>Ω</m:t>
               </m:r>
             </m:oMath>
@@ -1504,6 +1564,9 @@
             </w:r>
             <m:oMath>
               <m:r>
+                <m:rPr>
+                  <m:sty m:val="p"/>
+                </m:rPr>
                 <m:t>Ω</m:t>
               </m:r>
             </m:oMath>
@@ -1515,6 +1578,9 @@
             </w:r>
             <m:oMath>
               <m:r>
+                <m:rPr>
+                  <m:sty m:val="p"/>
+                </m:rPr>
                 <m:t>Ω</m:t>
               </m:r>
             </m:oMath>
@@ -1584,6 +1650,9 @@
             </w:r>
             <m:oMath>
               <m:r>
+                <m:rPr>
+                  <m:sty m:val="p"/>
+                </m:rPr>
                 <m:t>Ω</m:t>
               </m:r>
             </m:oMath>
@@ -1595,6 +1664,9 @@
             </w:r>
             <m:oMath>
               <m:r>
+                <m:rPr>
+                  <m:sty m:val="p"/>
+                </m:rPr>
                 <m:t>Ω</m:t>
               </m:r>
             </m:oMath>
@@ -1758,8 +1830,8 @@
         <w:br w:type="page"/>
       </w:r>
     </w:p>
-    <w:bookmarkEnd w:id="22"/>
-    <w:bookmarkStart w:id="23" w:name="Xf7bc505d00e79f2aa305fdf80fabf9265d1209e"/>
+    <w:bookmarkEnd w:id="11"/>
+    <w:bookmarkStart w:id="12" w:name="Xf7bc505d00e79f2aa305fdf80fabf9265d1209e"/>
     <w:p>
       <w:pPr>
         <w:pStyle w:val="Heading2"/>
@@ -2086,7 +2158,7 @@
         <w:t xml:space="preserve">Example calculation additionally includes a 1-2 sentence explanation of how the op-amp is affecting the calculation and the measurement. The explanation should make reference to appropriate op-amp input and output impedance properties.</w:t>
       </w:r>
     </w:p>
-    <w:bookmarkEnd w:id="23"/>
+    <w:bookmarkEnd w:id="12"/>
     <w:sectPr>
       <w:footnotePr>
         <w:numRestart w:val="eachSect"/>
@@ -2459,10 +2531,10 @@
   <w:docDefaults>
     <w:rPrDefault>
       <w:rPr>
-        <w:rFonts w:asciiTheme="minorHAnsi" w:cstheme="minorBidi" w:eastAsiaTheme="minorHAnsi" w:hAnsiTheme="minorHAnsi"/>
+        <w:rFonts w:asciiTheme="minorHAnsi" w:cstheme="minorBidi" w:eastAsiaTheme="minorEastAsia" w:hAnsiTheme="minorHAnsi"/>
         <w:sz w:val="24"/>
         <w:szCs w:val="24"/>
-        <w:lang w:bidi="ar-SA" w:eastAsia="en-US" w:val="en-US"/>
+        <w:lang w:bidi="ar-SA" w:eastAsia="zh-CN" w:val="en-US"/>
       </w:rPr>
     </w:rPrDefault>
     <w:pPrDefault>
@@ -3003,13 +3075,6 @@
       </w:tblCellMar>
     </w:tblPr>
     <w:tblStylePr w:type="firstRow">
-      <w:tblPr>
-        <w:jc w:val="left"/>
-        <w:tblInd w:type="dxa" w:w="0"/>
-      </w:tblPr>
-      <w:trPr>
-        <w:jc w:val="left"/>
-      </w:trPr>
       <w:tcPr>
         <w:tcBorders>
           <w:bottom w:val="single"/>
